--- a/cv/resume.docx
+++ b/cv/resume.docx
@@ -64,19 +64,7 @@
         <w:rPr>
           <w:rFonts w:ascii="Times New Roman" w:hAnsi="Times New Roman" w:cs="Times New Roman"/>
         </w:rPr>
-        <w:t>isherwoo</w:t>
-      </w:r>
-      <w:r>
-        <w:rPr>
-          <w:rFonts w:ascii="Times New Roman" w:hAnsi="Times New Roman" w:cs="Times New Roman"/>
-        </w:rPr>
-        <w:t>@</w:t>
-      </w:r>
-      <w:r>
-        <w:rPr>
-          <w:rFonts w:ascii="Times New Roman" w:hAnsi="Times New Roman" w:cs="Times New Roman"/>
-        </w:rPr>
-        <w:t>umd.edu</w:t>
+        <w:t>isherwoo@umd.edu</w:t>
       </w:r>
       <w:r>
         <w:rPr>
@@ -2324,7 +2312,19 @@
         <w:rPr>
           <w:rFonts w:ascii="Times New Roman" w:hAnsi="Times New Roman" w:cs="Times New Roman"/>
         </w:rPr>
-        <w:t>Chemical vapor deposition</w:t>
+        <w:t xml:space="preserve">Atomic layer deposition, </w:t>
+      </w:r>
+      <w:r>
+        <w:rPr>
+          <w:rFonts w:ascii="Times New Roman" w:hAnsi="Times New Roman" w:cs="Times New Roman"/>
+        </w:rPr>
+        <w:t>c</w:t>
+      </w:r>
+      <w:r>
+        <w:rPr>
+          <w:rFonts w:ascii="Times New Roman" w:hAnsi="Times New Roman" w:cs="Times New Roman"/>
+        </w:rPr>
+        <w:t>hemical vapor deposition</w:t>
       </w:r>
     </w:p>
     <w:p>

--- a/cv/resume.docx
+++ b/cv/resume.docx
@@ -301,7 +301,7 @@
           <w:sz w:val="28"/>
           <w:szCs w:val="28"/>
         </w:rPr>
-        <w:t xml:space="preserve">Publications and </w:t>
+        <w:t xml:space="preserve">Publications </w:t>
       </w:r>
       <w:r>
         <w:rPr>
@@ -311,6 +311,26 @@
           <w:sz w:val="28"/>
           <w:szCs w:val="28"/>
         </w:rPr>
+        <w:t>&amp;</w:t>
+      </w:r>
+      <w:r>
+        <w:rPr>
+          <w:rFonts w:ascii="Times New Roman" w:hAnsi="Times New Roman" w:cs="Times New Roman"/>
+          <w:b/>
+          <w:bCs/>
+          <w:sz w:val="28"/>
+          <w:szCs w:val="28"/>
+        </w:rPr>
+        <w:t xml:space="preserve"> </w:t>
+      </w:r>
+      <w:r>
+        <w:rPr>
+          <w:rFonts w:ascii="Times New Roman" w:hAnsi="Times New Roman" w:cs="Times New Roman"/>
+          <w:b/>
+          <w:bCs/>
+          <w:sz w:val="28"/>
+          <w:szCs w:val="28"/>
+        </w:rPr>
         <w:t>Presentations</w:t>
       </w:r>
     </w:p>
@@ -439,7 +459,7 @@
         <w:rPr>
           <w:rFonts w:ascii="Times New Roman" w:hAnsi="Times New Roman" w:cs="Times New Roman"/>
         </w:rPr>
-        <w:t xml:space="preserve">Submitted </w:t>
+        <w:t xml:space="preserve">Manuscript submitted, </w:t>
       </w:r>
       <w:r>
         <w:rPr>
@@ -518,6 +538,24 @@
           <w:rFonts w:ascii="Times New Roman" w:hAnsi="Times New Roman" w:cs="Times New Roman"/>
         </w:rPr>
       </w:pPr>
+      <w:r>
+        <w:rPr>
+          <w:rFonts w:ascii="Times New Roman" w:hAnsi="Times New Roman" w:cs="Times New Roman"/>
+        </w:rPr>
+        <w:t>Oral presentation</w:t>
+      </w:r>
+      <w:r>
+        <w:rPr>
+          <w:rFonts w:ascii="Times New Roman" w:hAnsi="Times New Roman" w:cs="Times New Roman"/>
+        </w:rPr>
+        <w:t>,</w:t>
+      </w:r>
+      <w:r>
+        <w:rPr>
+          <w:rFonts w:ascii="Times New Roman" w:hAnsi="Times New Roman" w:cs="Times New Roman"/>
+        </w:rPr>
+        <w:t xml:space="preserve"> </w:t>
+      </w:r>
       <w:r>
         <w:rPr>
           <w:rFonts w:ascii="Times New Roman" w:hAnsi="Times New Roman" w:cs="Times New Roman"/>
@@ -639,7 +677,43 @@
         <w:rPr>
           <w:rFonts w:ascii="Times New Roman" w:hAnsi="Times New Roman" w:cs="Times New Roman"/>
         </w:rPr>
-        <w:t>Investigating the effects of nanopatterning on the behavior of superconducting materials in Professor Mohammad Hafezi’s lab.</w:t>
+        <w:t xml:space="preserve">Investigating the effects of nanopatterning on the behavior of superconducting materials </w:t>
+      </w:r>
+      <w:r>
+        <w:rPr>
+          <w:rFonts w:ascii="Times New Roman" w:hAnsi="Times New Roman" w:cs="Times New Roman"/>
+        </w:rPr>
+        <w:t xml:space="preserve">through </w:t>
+      </w:r>
+      <w:r>
+        <w:rPr>
+          <w:rFonts w:ascii="Times New Roman" w:hAnsi="Times New Roman" w:cs="Times New Roman"/>
+        </w:rPr>
+        <w:t>f</w:t>
+      </w:r>
+      <w:r>
+        <w:rPr>
+          <w:rFonts w:ascii="Times New Roman" w:hAnsi="Times New Roman" w:cs="Times New Roman"/>
+        </w:rPr>
+        <w:t xml:space="preserve">abrication and low temperature measurements </w:t>
+      </w:r>
+      <w:r>
+        <w:rPr>
+          <w:rFonts w:ascii="Times New Roman" w:hAnsi="Times New Roman" w:cs="Times New Roman"/>
+        </w:rPr>
+        <w:t xml:space="preserve">in </w:t>
+      </w:r>
+      <w:r>
+        <w:rPr>
+          <w:rFonts w:ascii="Times New Roman" w:hAnsi="Times New Roman" w:cs="Times New Roman"/>
+        </w:rPr>
+        <w:t>Prof.</w:t>
+      </w:r>
+      <w:r>
+        <w:rPr>
+          <w:rFonts w:ascii="Times New Roman" w:hAnsi="Times New Roman" w:cs="Times New Roman"/>
+        </w:rPr>
+        <w:t xml:space="preserve"> Mohammad Hafezi’s lab.</w:t>
       </w:r>
     </w:p>
     <w:p>
@@ -661,6 +735,86 @@
         <w:rPr>
           <w:rFonts w:ascii="Times New Roman" w:hAnsi="Times New Roman" w:cs="Times New Roman"/>
         </w:rPr>
+        <w:t>Fabricating plasmonic metasurfaces</w:t>
+      </w:r>
+      <w:r>
+        <w:rPr>
+          <w:rFonts w:ascii="Times New Roman" w:hAnsi="Times New Roman" w:cs="Times New Roman"/>
+        </w:rPr>
+        <w:t xml:space="preserve"> from</w:t>
+      </w:r>
+      <w:r>
+        <w:rPr>
+          <w:rFonts w:ascii="Times New Roman" w:hAnsi="Times New Roman" w:cs="Times New Roman"/>
+        </w:rPr>
+        <w:t xml:space="preserve"> silver to investigate their interaction with excitons in transition metal dichalcogenide</w:t>
+      </w:r>
+      <w:r>
+        <w:rPr>
+          <w:rFonts w:ascii="Times New Roman" w:hAnsi="Times New Roman" w:cs="Times New Roman"/>
+        </w:rPr>
+        <w:t>s</w:t>
+      </w:r>
+      <w:r>
+        <w:rPr>
+          <w:rFonts w:ascii="Times New Roman" w:hAnsi="Times New Roman" w:cs="Times New Roman"/>
+        </w:rPr>
+        <w:t>.</w:t>
+      </w:r>
+    </w:p>
+    <w:p>
+      <w:pPr>
+        <w:pStyle w:val="ListParagraph"/>
+        <w:numPr>
+          <w:ilvl w:val="0"/>
+          <w:numId w:val="1"/>
+        </w:numPr>
+        <w:tabs>
+          <w:tab w:val="right" w:pos="9360"/>
+        </w:tabs>
+        <w:spacing w:line="276" w:lineRule="auto"/>
+        <w:rPr>
+          <w:rFonts w:ascii="Times New Roman" w:hAnsi="Times New Roman" w:cs="Times New Roman"/>
+        </w:rPr>
+      </w:pPr>
+      <w:r>
+        <w:rPr>
+          <w:rFonts w:ascii="Times New Roman" w:hAnsi="Times New Roman" w:cs="Times New Roman"/>
+        </w:rPr>
+        <w:t>Fabricated devices for use in measurements of interlayer spin correlation</w:t>
+      </w:r>
+      <w:r>
+        <w:rPr>
+          <w:rFonts w:ascii="Times New Roman" w:hAnsi="Times New Roman" w:cs="Times New Roman"/>
+        </w:rPr>
+        <w:t>s</w:t>
+      </w:r>
+      <w:r>
+        <w:rPr>
+          <w:rFonts w:ascii="Times New Roman" w:hAnsi="Times New Roman" w:cs="Times New Roman"/>
+        </w:rPr>
+        <w:t xml:space="preserve"> in the van der Waals antiferromagnet CrSBr.</w:t>
+      </w:r>
+    </w:p>
+    <w:p>
+      <w:pPr>
+        <w:pStyle w:val="ListParagraph"/>
+        <w:numPr>
+          <w:ilvl w:val="0"/>
+          <w:numId w:val="1"/>
+        </w:numPr>
+        <w:tabs>
+          <w:tab w:val="right" w:pos="9360"/>
+        </w:tabs>
+        <w:spacing w:line="276" w:lineRule="auto"/>
+        <w:rPr>
+          <w:rFonts w:ascii="Times New Roman" w:hAnsi="Times New Roman" w:cs="Times New Roman"/>
+        </w:rPr>
+      </w:pPr>
+      <w:r>
+        <w:rPr>
+          <w:rFonts w:ascii="Times New Roman" w:hAnsi="Times New Roman" w:cs="Times New Roman"/>
+        </w:rPr>
         <w:t>Fabrication and characterization of nanoscale devices using electron beam lithography, scanning electron microscopy, reactive ion etching, and low temperature measurements.</w:t>
       </w:r>
     </w:p>
@@ -747,7 +901,19 @@
         <w:rPr>
           <w:rFonts w:ascii="Times New Roman" w:hAnsi="Times New Roman" w:cs="Times New Roman"/>
         </w:rPr>
-        <w:t>Experimental research in superconductors and topological materials, focusing on device fabrication and quantum transport phenomena, in Professor Ichiro Takeuchi’s lab.</w:t>
+        <w:t xml:space="preserve">Experimental research in superconductors and topological materials, focusing on device fabrication and quantum transport phenomena, in </w:t>
+      </w:r>
+      <w:r>
+        <w:rPr>
+          <w:rFonts w:ascii="Times New Roman" w:hAnsi="Times New Roman" w:cs="Times New Roman"/>
+        </w:rPr>
+        <w:t>Prof.</w:t>
+      </w:r>
+      <w:r>
+        <w:rPr>
+          <w:rFonts w:ascii="Times New Roman" w:hAnsi="Times New Roman" w:cs="Times New Roman"/>
+        </w:rPr>
+        <w:t xml:space="preserve"> Ichiro Takeuchi’s lab.</w:t>
       </w:r>
     </w:p>
     <w:p>
@@ -769,6 +935,7 @@
         <w:rPr>
           <w:rFonts w:ascii="Times New Roman" w:hAnsi="Times New Roman" w:cs="Times New Roman"/>
         </w:rPr>
+        <w:lastRenderedPageBreak/>
         <w:t xml:space="preserve">Fabricating </w:t>
       </w:r>
       <w:r>
@@ -803,24 +970,706 @@
           <w:b/>
           <w:bCs/>
         </w:rPr>
+        <w:t>Summer Student Theoretical Physics Research Session</w:t>
+      </w:r>
+      <w:r>
+        <w:rPr>
+          <w:rFonts w:ascii="Times New Roman" w:hAnsi="Times New Roman" w:cs="Times New Roman"/>
+          <w:b/>
+          <w:bCs/>
+        </w:rPr>
+        <w:t xml:space="preserve"> </w:t>
+      </w:r>
+      <w:r>
+        <w:rPr>
+          <w:rFonts w:ascii="Times New Roman" w:hAnsi="Times New Roman" w:cs="Times New Roman"/>
+          <w:b/>
+          <w:bCs/>
+        </w:rPr>
+        <w:t xml:space="preserve">Dept. of Physics, </w:t>
+      </w:r>
+    </w:p>
+    <w:p>
+      <w:pPr>
+        <w:tabs>
+          <w:tab w:val="right" w:pos="9360"/>
+        </w:tabs>
+        <w:spacing w:line="276" w:lineRule="auto"/>
+        <w:contextualSpacing/>
+        <w:rPr>
+          <w:rFonts w:ascii="Times New Roman" w:hAnsi="Times New Roman" w:cs="Times New Roman"/>
+          <w:i/>
+          <w:iCs/>
+        </w:rPr>
+      </w:pPr>
+      <w:r>
+        <w:rPr>
+          <w:rFonts w:ascii="Times New Roman" w:hAnsi="Times New Roman" w:cs="Times New Roman"/>
+        </w:rPr>
+        <w:t>Undergraduate Researcher</w:t>
+      </w:r>
+      <w:r>
+        <w:rPr>
+          <w:rFonts w:ascii="Times New Roman" w:hAnsi="Times New Roman" w:cs="Times New Roman"/>
+        </w:rPr>
+        <w:tab/>
+      </w:r>
+      <w:r>
+        <w:rPr>
+          <w:rFonts w:ascii="Times New Roman" w:hAnsi="Times New Roman" w:cs="Times New Roman"/>
+          <w:i/>
+          <w:iCs/>
+        </w:rPr>
+        <w:t>June 2026–Present</w:t>
+      </w:r>
+    </w:p>
+    <w:p>
+      <w:pPr>
+        <w:pStyle w:val="ListParagraph"/>
+        <w:numPr>
+          <w:ilvl w:val="0"/>
+          <w:numId w:val="1"/>
+        </w:numPr>
+        <w:tabs>
+          <w:tab w:val="right" w:pos="9360"/>
+        </w:tabs>
+        <w:spacing w:line="276" w:lineRule="auto"/>
+        <w:rPr>
+          <w:rFonts w:ascii="Times New Roman" w:hAnsi="Times New Roman" w:cs="Times New Roman"/>
+        </w:rPr>
+      </w:pPr>
+      <w:r>
+        <w:rPr>
+          <w:rFonts w:ascii="Times New Roman" w:hAnsi="Times New Roman" w:cs="Times New Roman"/>
+        </w:rPr>
+        <w:t>Study</w:t>
+      </w:r>
+      <w:r>
+        <w:rPr>
+          <w:rFonts w:ascii="Times New Roman" w:hAnsi="Times New Roman" w:cs="Times New Roman"/>
+        </w:rPr>
+        <w:t>ing</w:t>
+      </w:r>
+      <w:r>
+        <w:rPr>
+          <w:rFonts w:ascii="Times New Roman" w:hAnsi="Times New Roman" w:cs="Times New Roman"/>
+        </w:rPr>
+        <w:t xml:space="preserve"> theoretical physics with a focus </w:t>
+      </w:r>
+      <w:r>
+        <w:rPr>
+          <w:rFonts w:ascii="Times New Roman" w:hAnsi="Times New Roman" w:cs="Times New Roman"/>
+        </w:rPr>
+        <w:t>on</w:t>
+      </w:r>
+      <w:r>
+        <w:rPr>
+          <w:rFonts w:ascii="Times New Roman" w:hAnsi="Times New Roman" w:cs="Times New Roman"/>
+        </w:rPr>
+        <w:t xml:space="preserve"> supersymmetric theories and the underlying mathematical structures, including Lie groups and algebras, Clifford algebras, and differential geometry, mentored by </w:t>
+      </w:r>
+      <w:r>
+        <w:rPr>
+          <w:rFonts w:ascii="Times New Roman" w:hAnsi="Times New Roman" w:cs="Times New Roman"/>
+        </w:rPr>
+        <w:t>Prof.</w:t>
+      </w:r>
+      <w:r>
+        <w:rPr>
+          <w:rFonts w:ascii="Times New Roman" w:hAnsi="Times New Roman" w:cs="Times New Roman"/>
+        </w:rPr>
+        <w:t xml:space="preserve"> Sylvester James Gates Jr. </w:t>
+      </w:r>
+    </w:p>
+    <w:p>
+      <w:pPr>
+        <w:pStyle w:val="ListParagraph"/>
+        <w:numPr>
+          <w:ilvl w:val="0"/>
+          <w:numId w:val="1"/>
+        </w:numPr>
+        <w:tabs>
+          <w:tab w:val="right" w:pos="9360"/>
+        </w:tabs>
+        <w:spacing w:line="276" w:lineRule="auto"/>
+        <w:rPr>
+          <w:rFonts w:ascii="Times New Roman" w:hAnsi="Times New Roman" w:cs="Times New Roman"/>
+        </w:rPr>
+      </w:pPr>
+      <w:r>
+        <w:rPr>
+          <w:rFonts w:ascii="Times New Roman" w:hAnsi="Times New Roman" w:cs="Times New Roman"/>
+        </w:rPr>
+        <w:t>Researching</w:t>
+      </w:r>
+      <w:r>
+        <w:rPr>
+          <w:rFonts w:ascii="Times New Roman" w:hAnsi="Times New Roman" w:cs="Times New Roman"/>
+        </w:rPr>
+        <w:t xml:space="preserve"> the</w:t>
+      </w:r>
+      <w:r>
+        <w:rPr>
+          <w:rFonts w:ascii="Times New Roman" w:hAnsi="Times New Roman" w:cs="Times New Roman"/>
+        </w:rPr>
+        <w:t xml:space="preserve"> </w:t>
+      </w:r>
+      <w:r>
+        <w:rPr>
+          <w:rFonts w:ascii="Times New Roman" w:hAnsi="Times New Roman" w:cs="Times New Roman"/>
+        </w:rPr>
+        <w:t xml:space="preserve">dimensional reduction of four-dimensional N = 1 </w:t>
+      </w:r>
+      <w:r>
+        <w:rPr>
+          <w:rFonts w:ascii="Times New Roman" w:hAnsi="Times New Roman" w:cs="Times New Roman"/>
+        </w:rPr>
+        <w:t xml:space="preserve">supersymmetric </w:t>
+      </w:r>
+      <w:r>
+        <w:rPr>
+          <w:rFonts w:ascii="Times New Roman" w:hAnsi="Times New Roman" w:cs="Times New Roman"/>
+        </w:rPr>
+        <w:t>algebras</w:t>
+      </w:r>
+      <w:r>
+        <w:rPr>
+          <w:rFonts w:ascii="Times New Roman" w:hAnsi="Times New Roman" w:cs="Times New Roman"/>
+        </w:rPr>
+        <w:t xml:space="preserve"> </w:t>
+      </w:r>
+      <w:r>
+        <w:rPr>
+          <w:rFonts w:ascii="Times New Roman" w:hAnsi="Times New Roman" w:cs="Times New Roman"/>
+        </w:rPr>
+        <w:t>and their representations in three-dimensional space time.</w:t>
+      </w:r>
+    </w:p>
+    <w:p>
+      <w:pPr>
+        <w:tabs>
+          <w:tab w:val="right" w:pos="9360"/>
+        </w:tabs>
+        <w:spacing w:line="276" w:lineRule="auto"/>
+        <w:contextualSpacing/>
+        <w:rPr>
+          <w:rFonts w:ascii="Times New Roman" w:hAnsi="Times New Roman" w:cs="Times New Roman"/>
+          <w:b/>
+          <w:bCs/>
+        </w:rPr>
+      </w:pPr>
+      <w:r>
+        <w:rPr>
+          <w:rFonts w:ascii="Times New Roman" w:hAnsi="Times New Roman" w:cs="Times New Roman"/>
+          <w:b/>
+          <w:bCs/>
+        </w:rPr>
+        <w:t>Blue Wave Semiconductors, Inc.</w:t>
+      </w:r>
+    </w:p>
+    <w:p>
+      <w:pPr>
+        <w:tabs>
+          <w:tab w:val="right" w:pos="9360"/>
+        </w:tabs>
+        <w:spacing w:line="276" w:lineRule="auto"/>
+        <w:contextualSpacing/>
+        <w:rPr>
+          <w:rFonts w:ascii="Times New Roman" w:hAnsi="Times New Roman" w:cs="Times New Roman"/>
+          <w:i/>
+          <w:iCs/>
+        </w:rPr>
+      </w:pPr>
+      <w:r>
+        <w:rPr>
+          <w:rFonts w:ascii="Times New Roman" w:hAnsi="Times New Roman" w:cs="Times New Roman"/>
+        </w:rPr>
+        <w:t>Technical Intern</w:t>
+      </w:r>
+      <w:r>
+        <w:rPr>
+          <w:rFonts w:ascii="Times New Roman" w:hAnsi="Times New Roman" w:cs="Times New Roman"/>
+        </w:rPr>
+        <w:tab/>
+      </w:r>
+      <w:r>
+        <w:rPr>
+          <w:rFonts w:ascii="Times New Roman" w:hAnsi="Times New Roman" w:cs="Times New Roman"/>
+          <w:i/>
+          <w:iCs/>
+        </w:rPr>
+        <w:t>Jun 2023–Jan 2024</w:t>
+      </w:r>
+    </w:p>
+    <w:p>
+      <w:pPr>
+        <w:tabs>
+          <w:tab w:val="right" w:pos="9360"/>
+        </w:tabs>
+        <w:spacing w:line="276" w:lineRule="auto"/>
+        <w:contextualSpacing/>
+        <w:rPr>
+          <w:rFonts w:ascii="Times New Roman" w:hAnsi="Times New Roman" w:cs="Times New Roman"/>
+          <w:i/>
+          <w:iCs/>
+        </w:rPr>
+      </w:pPr>
+      <w:r>
+        <w:rPr>
+          <w:rFonts w:ascii="Times New Roman" w:hAnsi="Times New Roman" w:cs="Times New Roman"/>
+        </w:rPr>
+        <w:t>High School Apprentice</w:t>
+      </w:r>
+      <w:r>
+        <w:rPr>
+          <w:rFonts w:ascii="Times New Roman" w:hAnsi="Times New Roman" w:cs="Times New Roman"/>
+        </w:rPr>
+        <w:tab/>
+      </w:r>
+      <w:r>
+        <w:rPr>
+          <w:rFonts w:ascii="Times New Roman" w:hAnsi="Times New Roman" w:cs="Times New Roman"/>
+          <w:i/>
+          <w:iCs/>
+        </w:rPr>
+        <w:t>Oct 2022–Jun 2023</w:t>
+      </w:r>
+    </w:p>
+    <w:p>
+      <w:pPr>
+        <w:pStyle w:val="ListParagraph"/>
+        <w:numPr>
+          <w:ilvl w:val="0"/>
+          <w:numId w:val="1"/>
+        </w:numPr>
+        <w:tabs>
+          <w:tab w:val="right" w:pos="9360"/>
+        </w:tabs>
+        <w:spacing w:line="276" w:lineRule="auto"/>
+        <w:rPr>
+          <w:rFonts w:ascii="Times New Roman" w:hAnsi="Times New Roman" w:cs="Times New Roman"/>
+        </w:rPr>
+      </w:pPr>
+      <w:r>
+        <w:rPr>
+          <w:rFonts w:ascii="Times New Roman" w:hAnsi="Times New Roman" w:cs="Times New Roman"/>
+        </w:rPr>
+        <w:t>Led research in developing new techniques for fusion and eutectic bonding of semiconductor and insulating materials.</w:t>
+      </w:r>
+    </w:p>
+    <w:p>
+      <w:pPr>
+        <w:pStyle w:val="ListParagraph"/>
+        <w:numPr>
+          <w:ilvl w:val="0"/>
+          <w:numId w:val="1"/>
+        </w:numPr>
+        <w:tabs>
+          <w:tab w:val="right" w:pos="9360"/>
+        </w:tabs>
+        <w:spacing w:line="276" w:lineRule="auto"/>
+        <w:rPr>
+          <w:rFonts w:ascii="Times New Roman" w:hAnsi="Times New Roman" w:cs="Times New Roman"/>
+        </w:rPr>
+      </w:pPr>
+      <w:r>
+        <w:rPr>
+          <w:rFonts w:ascii="Times New Roman" w:hAnsi="Times New Roman" w:cs="Times New Roman"/>
+        </w:rPr>
+        <w:t>Assisted in construction, operation, and maintenance of ultra-high vacuum and thin film deposition systems for research and industrial fabrication including thermal evaporators, pulsed laser deposition, sputtering, and chemical vapor deposition systems.</w:t>
+      </w:r>
+    </w:p>
+    <w:p>
+      <w:pPr>
+        <w:pStyle w:val="ListParagraph"/>
+        <w:numPr>
+          <w:ilvl w:val="0"/>
+          <w:numId w:val="1"/>
+        </w:numPr>
+        <w:tabs>
+          <w:tab w:val="right" w:pos="9360"/>
+        </w:tabs>
+        <w:spacing w:line="276" w:lineRule="auto"/>
+        <w:rPr>
+          <w:rFonts w:ascii="Times New Roman" w:hAnsi="Times New Roman" w:cs="Times New Roman"/>
+        </w:rPr>
+      </w:pPr>
+      <w:r>
+        <w:rPr>
+          <w:rFonts w:ascii="Times New Roman" w:hAnsi="Times New Roman" w:cs="Times New Roman"/>
+        </w:rPr>
+        <w:t>Worked on a team to write project proposals and conduct background research for potential research projects and business partnerships.</w:t>
+      </w:r>
+    </w:p>
+    <w:p>
+      <w:pPr>
+        <w:tabs>
+          <w:tab w:val="right" w:pos="9360"/>
+        </w:tabs>
+        <w:spacing w:line="276" w:lineRule="auto"/>
+        <w:contextualSpacing/>
+        <w:rPr>
+          <w:rFonts w:ascii="Times New Roman" w:hAnsi="Times New Roman" w:cs="Times New Roman"/>
+          <w:b/>
+          <w:bCs/>
+        </w:rPr>
+      </w:pPr>
+      <w:r>
+        <w:rPr>
+          <w:rFonts w:ascii="Times New Roman" w:hAnsi="Times New Roman" w:cs="Times New Roman"/>
+          <w:b/>
+          <w:bCs/>
+        </w:rPr>
+        <w:t>Department of Physics Summer Programs, UMD</w:t>
+      </w:r>
+      <w:r>
+        <w:rPr>
+          <w:rFonts w:ascii="Times New Roman" w:hAnsi="Times New Roman" w:cs="Times New Roman"/>
+          <w:b/>
+          <w:bCs/>
+        </w:rPr>
+        <w:tab/>
+      </w:r>
+    </w:p>
+    <w:p>
+      <w:pPr>
+        <w:tabs>
+          <w:tab w:val="right" w:pos="9360"/>
+        </w:tabs>
+        <w:spacing w:line="276" w:lineRule="auto"/>
+        <w:contextualSpacing/>
+        <w:rPr>
+          <w:rFonts w:ascii="Times New Roman" w:hAnsi="Times New Roman" w:cs="Times New Roman"/>
+          <w:i/>
+          <w:iCs/>
+        </w:rPr>
+      </w:pPr>
+      <w:r>
+        <w:rPr>
+          <w:rFonts w:ascii="Times New Roman" w:hAnsi="Times New Roman" w:cs="Times New Roman"/>
+        </w:rPr>
+        <w:t>Summer Camp Counselor</w:t>
+      </w:r>
+      <w:r>
+        <w:rPr>
+          <w:rFonts w:ascii="Times New Roman" w:hAnsi="Times New Roman" w:cs="Times New Roman"/>
+        </w:rPr>
+        <w:tab/>
+      </w:r>
+      <w:r>
+        <w:rPr>
+          <w:rFonts w:ascii="Times New Roman" w:hAnsi="Times New Roman" w:cs="Times New Roman"/>
+          <w:i/>
+          <w:iCs/>
+        </w:rPr>
+        <w:t>June 2026–July 2026</w:t>
+      </w:r>
+    </w:p>
+    <w:p>
+      <w:pPr>
+        <w:pStyle w:val="ListParagraph"/>
+        <w:numPr>
+          <w:ilvl w:val="0"/>
+          <w:numId w:val="1"/>
+        </w:numPr>
+        <w:tabs>
+          <w:tab w:val="right" w:pos="9360"/>
+        </w:tabs>
+        <w:spacing w:line="276" w:lineRule="auto"/>
+        <w:rPr>
+          <w:rFonts w:ascii="Times New Roman" w:hAnsi="Times New Roman" w:cs="Times New Roman"/>
+        </w:rPr>
+      </w:pPr>
+      <w:r>
+        <w:rPr>
+          <w:rFonts w:ascii="Times New Roman" w:hAnsi="Times New Roman" w:cs="Times New Roman"/>
+        </w:rPr>
+        <w:t>Summer camp counselor for The Amazing Science Discovery Camp and Advanced Physics Summer Program at UMD.</w:t>
+      </w:r>
+    </w:p>
+    <w:p>
+      <w:pPr>
+        <w:pStyle w:val="ListParagraph"/>
+        <w:numPr>
+          <w:ilvl w:val="0"/>
+          <w:numId w:val="1"/>
+        </w:numPr>
+        <w:tabs>
+          <w:tab w:val="right" w:pos="9360"/>
+        </w:tabs>
+        <w:spacing w:line="276" w:lineRule="auto"/>
+        <w:rPr>
+          <w:rFonts w:ascii="Times New Roman" w:hAnsi="Times New Roman" w:cs="Times New Roman"/>
+        </w:rPr>
+      </w:pPr>
+      <w:r>
+        <w:rPr>
+          <w:rFonts w:ascii="Times New Roman" w:hAnsi="Times New Roman" w:cs="Times New Roman"/>
+        </w:rPr>
+        <w:t>Led group activities, presented demonstrations, taught lessons to students between the 3rd and 12th grades.</w:t>
+      </w:r>
+    </w:p>
+    <w:p>
+      <w:pPr>
+        <w:tabs>
+          <w:tab w:val="right" w:pos="9360"/>
+        </w:tabs>
+        <w:spacing w:line="276" w:lineRule="auto"/>
+        <w:contextualSpacing/>
+        <w:rPr>
+          <w:rFonts w:ascii="Times New Roman" w:hAnsi="Times New Roman" w:cs="Times New Roman"/>
+          <w:b/>
+          <w:bCs/>
+        </w:rPr>
+      </w:pPr>
+      <w:r>
+        <w:rPr>
+          <w:rFonts w:ascii="Times New Roman" w:hAnsi="Times New Roman" w:cs="Times New Roman"/>
+          <w:b/>
+          <w:bCs/>
+        </w:rPr>
+        <w:t>Department of Physics, UMD</w:t>
+      </w:r>
+    </w:p>
+    <w:p>
+      <w:pPr>
+        <w:tabs>
+          <w:tab w:val="right" w:pos="9360"/>
+        </w:tabs>
+        <w:spacing w:line="276" w:lineRule="auto"/>
+        <w:contextualSpacing/>
+        <w:rPr>
+          <w:rFonts w:ascii="Times New Roman" w:hAnsi="Times New Roman" w:cs="Times New Roman"/>
+          <w:i/>
+          <w:iCs/>
+        </w:rPr>
+      </w:pPr>
+      <w:r>
+        <w:rPr>
+          <w:rFonts w:ascii="Times New Roman" w:hAnsi="Times New Roman" w:cs="Times New Roman"/>
+        </w:rPr>
+        <w:t>Teaching Assistant for Modern Physics</w:t>
+      </w:r>
+      <w:r>
+        <w:rPr>
+          <w:rFonts w:ascii="Times New Roman" w:hAnsi="Times New Roman" w:cs="Times New Roman"/>
+        </w:rPr>
+        <w:tab/>
+      </w:r>
+      <w:r>
+        <w:rPr>
+          <w:rFonts w:ascii="Times New Roman" w:hAnsi="Times New Roman" w:cs="Times New Roman"/>
+          <w:i/>
+          <w:iCs/>
+        </w:rPr>
+        <w:t>January 2026–</w:t>
+      </w:r>
+      <w:r>
+        <w:rPr>
+          <w:rFonts w:ascii="Times New Roman" w:hAnsi="Times New Roman" w:cs="Times New Roman"/>
+          <w:i/>
+          <w:iCs/>
+        </w:rPr>
+        <w:t>May 2026</w:t>
+      </w:r>
+    </w:p>
+    <w:p>
+      <w:pPr>
+        <w:tabs>
+          <w:tab w:val="right" w:pos="9360"/>
+        </w:tabs>
+        <w:spacing w:line="276" w:lineRule="auto"/>
+        <w:contextualSpacing/>
+        <w:rPr>
+          <w:rFonts w:ascii="Times New Roman" w:hAnsi="Times New Roman" w:cs="Times New Roman"/>
+          <w:i/>
+          <w:iCs/>
+        </w:rPr>
+      </w:pPr>
+      <w:r>
+        <w:rPr>
+          <w:rFonts w:ascii="Times New Roman" w:hAnsi="Times New Roman" w:cs="Times New Roman"/>
+        </w:rPr>
+        <w:t>Teaching Assistant for Quantum Physics I</w:t>
+      </w:r>
+      <w:r>
+        <w:rPr>
+          <w:rFonts w:ascii="Times New Roman" w:hAnsi="Times New Roman" w:cs="Times New Roman"/>
+        </w:rPr>
+        <w:tab/>
+      </w:r>
+      <w:r>
+        <w:rPr>
+          <w:rFonts w:ascii="Times New Roman" w:hAnsi="Times New Roman" w:cs="Times New Roman"/>
+          <w:i/>
+          <w:iCs/>
+        </w:rPr>
+        <w:t>August 2026</w:t>
+      </w:r>
+      <w:r>
+        <w:rPr>
+          <w:rFonts w:ascii="Times New Roman" w:hAnsi="Times New Roman" w:cs="Times New Roman"/>
+          <w:i/>
+          <w:iCs/>
+        </w:rPr>
+        <w:t>–</w:t>
+      </w:r>
+      <w:r>
+        <w:rPr>
+          <w:rFonts w:ascii="Times New Roman" w:hAnsi="Times New Roman" w:cs="Times New Roman"/>
+          <w:i/>
+          <w:iCs/>
+        </w:rPr>
+        <w:t>Present</w:t>
+      </w:r>
+    </w:p>
+    <w:p>
+      <w:pPr>
+        <w:pStyle w:val="ListParagraph"/>
+        <w:numPr>
+          <w:ilvl w:val="0"/>
+          <w:numId w:val="1"/>
+        </w:numPr>
+        <w:tabs>
+          <w:tab w:val="right" w:pos="9360"/>
+        </w:tabs>
+        <w:spacing w:line="276" w:lineRule="auto"/>
+        <w:rPr>
+          <w:rFonts w:ascii="Times New Roman" w:hAnsi="Times New Roman" w:cs="Times New Roman"/>
+        </w:rPr>
+      </w:pPr>
+      <w:r>
+        <w:rPr>
+          <w:rFonts w:ascii="Times New Roman" w:hAnsi="Times New Roman" w:cs="Times New Roman"/>
+        </w:rPr>
+        <w:t xml:space="preserve">Teaching assistant for </w:t>
+      </w:r>
+      <w:r>
+        <w:rPr>
+          <w:rFonts w:ascii="Times New Roman" w:hAnsi="Times New Roman" w:cs="Times New Roman"/>
+        </w:rPr>
+        <w:t>two</w:t>
+      </w:r>
+      <w:r>
+        <w:rPr>
+          <w:rFonts w:ascii="Times New Roman" w:hAnsi="Times New Roman" w:cs="Times New Roman"/>
+        </w:rPr>
+        <w:t xml:space="preserve"> upper-level degree requirement</w:t>
+      </w:r>
+      <w:r>
+        <w:rPr>
+          <w:rFonts w:ascii="Times New Roman" w:hAnsi="Times New Roman" w:cs="Times New Roman"/>
+        </w:rPr>
+        <w:t>s</w:t>
+      </w:r>
+      <w:r>
+        <w:rPr>
+          <w:rFonts w:ascii="Times New Roman" w:hAnsi="Times New Roman" w:cs="Times New Roman"/>
+        </w:rPr>
+        <w:t xml:space="preserve"> for physics majors</w:t>
+      </w:r>
+      <w:r>
+        <w:rPr>
+          <w:rFonts w:ascii="Times New Roman" w:hAnsi="Times New Roman" w:cs="Times New Roman"/>
+        </w:rPr>
+        <w:t xml:space="preserve"> covering early quantum mechanics, thermodynamics, special relativity</w:t>
+      </w:r>
+      <w:r>
+        <w:rPr>
+          <w:rFonts w:ascii="Times New Roman" w:hAnsi="Times New Roman" w:cs="Times New Roman"/>
+        </w:rPr>
+        <w:t xml:space="preserve"> (Modern Physics), as well as </w:t>
+      </w:r>
+      <w:r>
+        <w:rPr>
+          <w:rFonts w:ascii="Times New Roman" w:hAnsi="Times New Roman" w:cs="Times New Roman"/>
+        </w:rPr>
+        <w:t>two state systems, bound and unbound particles, the harmonic oscillator, and the hydrogen atom (Quantum Physics I)</w:t>
+      </w:r>
+      <w:r>
+        <w:rPr>
+          <w:rFonts w:ascii="Times New Roman" w:hAnsi="Times New Roman" w:cs="Times New Roman"/>
+        </w:rPr>
+        <w:t>.</w:t>
+      </w:r>
+    </w:p>
+    <w:p>
+      <w:pPr>
+        <w:pStyle w:val="ListParagraph"/>
+        <w:numPr>
+          <w:ilvl w:val="0"/>
+          <w:numId w:val="1"/>
+        </w:numPr>
+        <w:tabs>
+          <w:tab w:val="right" w:pos="9360"/>
+        </w:tabs>
+        <w:spacing w:line="276" w:lineRule="auto"/>
+        <w:rPr>
+          <w:rFonts w:ascii="Times New Roman" w:hAnsi="Times New Roman" w:cs="Times New Roman"/>
+        </w:rPr>
+      </w:pPr>
+      <w:r>
+        <w:rPr>
+          <w:rFonts w:ascii="Times New Roman" w:hAnsi="Times New Roman" w:cs="Times New Roman"/>
+        </w:rPr>
+        <w:t xml:space="preserve">Holding </w:t>
+      </w:r>
+      <w:r>
+        <w:rPr>
+          <w:rFonts w:ascii="Times New Roman" w:hAnsi="Times New Roman" w:cs="Times New Roman"/>
+        </w:rPr>
+        <w:t>discussion sections and</w:t>
+      </w:r>
+      <w:r>
+        <w:rPr>
+          <w:rFonts w:ascii="Times New Roman" w:hAnsi="Times New Roman" w:cs="Times New Roman"/>
+        </w:rPr>
+        <w:t xml:space="preserve"> </w:t>
+      </w:r>
+      <w:proofErr w:type="gramStart"/>
+      <w:r>
+        <w:rPr>
+          <w:rFonts w:ascii="Times New Roman" w:hAnsi="Times New Roman" w:cs="Times New Roman"/>
+        </w:rPr>
+        <w:t>problem solving</w:t>
+      </w:r>
+      <w:proofErr w:type="gramEnd"/>
+      <w:r>
+        <w:rPr>
+          <w:rFonts w:ascii="Times New Roman" w:hAnsi="Times New Roman" w:cs="Times New Roman"/>
+        </w:rPr>
+        <w:t xml:space="preserve"> sessions, proctoring exams, grading exams and homework assignments, answering student questions and providing academic support.</w:t>
+      </w:r>
+    </w:p>
+    <w:p>
+      <w:pPr>
+        <w:tabs>
+          <w:tab w:val="right" w:pos="9360"/>
+        </w:tabs>
+        <w:spacing w:line="276" w:lineRule="auto"/>
+        <w:contextualSpacing/>
+        <w:rPr>
+          <w:rFonts w:ascii="Times New Roman" w:hAnsi="Times New Roman" w:cs="Times New Roman"/>
+          <w:b/>
+          <w:bCs/>
+        </w:rPr>
+      </w:pPr>
+      <w:r>
+        <w:rPr>
+          <w:rFonts w:ascii="Times New Roman" w:hAnsi="Times New Roman" w:cs="Times New Roman"/>
+          <w:b/>
+          <w:bCs/>
+        </w:rPr>
         <w:lastRenderedPageBreak/>
-        <w:t>Summer Student Theoretical Physics Research Session</w:t>
-      </w:r>
-      <w:r>
-        <w:rPr>
-          <w:rFonts w:ascii="Times New Roman" w:hAnsi="Times New Roman" w:cs="Times New Roman"/>
-          <w:b/>
-          <w:bCs/>
-        </w:rPr>
-        <w:t xml:space="preserve"> </w:t>
-      </w:r>
-      <w:r>
-        <w:rPr>
-          <w:rFonts w:ascii="Times New Roman" w:hAnsi="Times New Roman" w:cs="Times New Roman"/>
-          <w:b/>
-          <w:bCs/>
-        </w:rPr>
-        <w:t xml:space="preserve">Dept. of Physics, </w:t>
+        <w:t>Society of Physics Students, UMD Chapter</w:t>
+      </w:r>
+      <w:r>
+        <w:rPr>
+          <w:rFonts w:ascii="Times New Roman" w:hAnsi="Times New Roman" w:cs="Times New Roman"/>
+          <w:b/>
+          <w:bCs/>
+        </w:rPr>
+        <w:tab/>
       </w:r>
     </w:p>
     <w:p>
@@ -840,7 +1689,7 @@
         <w:rPr>
           <w:rFonts w:ascii="Times New Roman" w:hAnsi="Times New Roman" w:cs="Times New Roman"/>
         </w:rPr>
-        <w:t>Undergraduate Researcher</w:t>
+        <w:t>Paid Physics Tutor</w:t>
       </w:r>
       <w:r>
         <w:rPr>
@@ -854,7 +1703,39 @@
           <w:i/>
           <w:iCs/>
         </w:rPr>
-        <w:t>June 2026–Present</w:t>
+        <w:t>January 2025–Present</w:t>
+      </w:r>
+    </w:p>
+    <w:p>
+      <w:pPr>
+        <w:tabs>
+          <w:tab w:val="right" w:pos="9360"/>
+        </w:tabs>
+        <w:spacing w:line="276" w:lineRule="auto"/>
+        <w:contextualSpacing/>
+        <w:rPr>
+          <w:rFonts w:ascii="Times New Roman" w:hAnsi="Times New Roman" w:cs="Times New Roman"/>
+        </w:rPr>
+      </w:pPr>
+      <w:r>
+        <w:rPr>
+          <w:rFonts w:ascii="Times New Roman" w:hAnsi="Times New Roman" w:cs="Times New Roman"/>
+        </w:rPr>
+        <w:t>Volunteer Physics Tutor</w:t>
+      </w:r>
+      <w:r>
+        <w:rPr>
+          <w:rFonts w:ascii="Times New Roman" w:hAnsi="Times New Roman" w:cs="Times New Roman"/>
+        </w:rPr>
+        <w:tab/>
+      </w:r>
+      <w:r>
+        <w:rPr>
+          <w:rFonts w:ascii="Times New Roman" w:hAnsi="Times New Roman" w:cs="Times New Roman"/>
+          <w:i/>
+          <w:iCs/>
+        </w:rPr>
+        <w:t>September 2024–December 2024</w:t>
       </w:r>
     </w:p>
     <w:p>
@@ -876,95 +1757,7 @@
         <w:rPr>
           <w:rFonts w:ascii="Times New Roman" w:hAnsi="Times New Roman" w:cs="Times New Roman"/>
         </w:rPr>
-        <w:t>Study</w:t>
-      </w:r>
-      <w:r>
-        <w:rPr>
-          <w:rFonts w:ascii="Times New Roman" w:hAnsi="Times New Roman" w:cs="Times New Roman"/>
-        </w:rPr>
-        <w:t>ing</w:t>
-      </w:r>
-      <w:r>
-        <w:rPr>
-          <w:rFonts w:ascii="Times New Roman" w:hAnsi="Times New Roman" w:cs="Times New Roman"/>
-        </w:rPr>
-        <w:t xml:space="preserve"> theoretical physics with a focus </w:t>
-      </w:r>
-      <w:r>
-        <w:rPr>
-          <w:rFonts w:ascii="Times New Roman" w:hAnsi="Times New Roman" w:cs="Times New Roman"/>
-        </w:rPr>
-        <w:t>on</w:t>
-      </w:r>
-      <w:r>
-        <w:rPr>
-          <w:rFonts w:ascii="Times New Roman" w:hAnsi="Times New Roman" w:cs="Times New Roman"/>
-        </w:rPr>
-        <w:t xml:space="preserve"> supersymmetric theories and the underlying mathematical structures, including Lie groups and algebras, Clifford algebras, and differential geometry, mentored by Professor Sylvester James Gates Jr. </w:t>
-      </w:r>
-    </w:p>
-    <w:p>
-      <w:pPr>
-        <w:pStyle w:val="ListParagraph"/>
-        <w:numPr>
-          <w:ilvl w:val="0"/>
-          <w:numId w:val="1"/>
-        </w:numPr>
-        <w:tabs>
-          <w:tab w:val="right" w:pos="9360"/>
-        </w:tabs>
-        <w:spacing w:line="276" w:lineRule="auto"/>
-        <w:rPr>
-          <w:rFonts w:ascii="Times New Roman" w:hAnsi="Times New Roman" w:cs="Times New Roman"/>
-        </w:rPr>
-      </w:pPr>
-      <w:r>
-        <w:rPr>
-          <w:rFonts w:ascii="Times New Roman" w:hAnsi="Times New Roman" w:cs="Times New Roman"/>
-        </w:rPr>
-        <w:t>Researching</w:t>
-      </w:r>
-      <w:r>
-        <w:rPr>
-          <w:rFonts w:ascii="Times New Roman" w:hAnsi="Times New Roman" w:cs="Times New Roman"/>
-        </w:rPr>
-        <w:t xml:space="preserve"> the</w:t>
-      </w:r>
-      <w:r>
-        <w:rPr>
-          <w:rFonts w:ascii="Times New Roman" w:hAnsi="Times New Roman" w:cs="Times New Roman"/>
-        </w:rPr>
-        <w:t xml:space="preserve"> </w:t>
-      </w:r>
-      <w:r>
-        <w:rPr>
-          <w:rFonts w:ascii="Times New Roman" w:hAnsi="Times New Roman" w:cs="Times New Roman"/>
-        </w:rPr>
-        <w:t xml:space="preserve">dimensional reduction of four-dimensional N = 1 </w:t>
-      </w:r>
-      <w:r>
-        <w:rPr>
-          <w:rFonts w:ascii="Times New Roman" w:hAnsi="Times New Roman" w:cs="Times New Roman"/>
-        </w:rPr>
-        <w:t xml:space="preserve">supersymmetric </w:t>
-      </w:r>
-      <w:r>
-        <w:rPr>
-          <w:rFonts w:ascii="Times New Roman" w:hAnsi="Times New Roman" w:cs="Times New Roman"/>
-        </w:rPr>
-        <w:t>algebras</w:t>
-      </w:r>
-      <w:r>
-        <w:rPr>
-          <w:rFonts w:ascii="Times New Roman" w:hAnsi="Times New Roman" w:cs="Times New Roman"/>
-        </w:rPr>
-        <w:t xml:space="preserve"> </w:t>
-      </w:r>
-      <w:r>
-        <w:rPr>
-          <w:rFonts w:ascii="Times New Roman" w:hAnsi="Times New Roman" w:cs="Times New Roman"/>
-        </w:rPr>
-        <w:t>and their representations in three-dimensional space time.</w:t>
+        <w:t>Paid tutor tutoring undergraduate physics and engineering majors in introductory mechanics, electricity and magnetism, and upper-level physics courses.</w:t>
       </w:r>
     </w:p>
     <w:p>
@@ -986,7 +1779,7 @@
           <w:b/>
           <w:bCs/>
         </w:rPr>
-        <w:t>Blue Wave Semiconductors, Inc.</w:t>
+        <w:t>College of Information Science, UMD</w:t>
       </w:r>
     </w:p>
     <w:p>
@@ -998,507 +1791,12 @@
         <w:contextualSpacing/>
         <w:rPr>
           <w:rFonts w:ascii="Times New Roman" w:hAnsi="Times New Roman" w:cs="Times New Roman"/>
-          <w:i/>
-          <w:iCs/>
-        </w:rPr>
-      </w:pPr>
-      <w:r>
-        <w:rPr>
-          <w:rFonts w:ascii="Times New Roman" w:hAnsi="Times New Roman" w:cs="Times New Roman"/>
-        </w:rPr>
-        <w:t>Technical Intern</w:t>
-      </w:r>
-      <w:r>
-        <w:rPr>
-          <w:rFonts w:ascii="Times New Roman" w:hAnsi="Times New Roman" w:cs="Times New Roman"/>
-        </w:rPr>
-        <w:tab/>
-      </w:r>
-      <w:r>
-        <w:rPr>
-          <w:rFonts w:ascii="Times New Roman" w:hAnsi="Times New Roman" w:cs="Times New Roman"/>
-          <w:i/>
-          <w:iCs/>
-        </w:rPr>
-        <w:t>Jun 2023–Jan 2024</w:t>
-      </w:r>
-    </w:p>
-    <w:p>
-      <w:pPr>
-        <w:tabs>
-          <w:tab w:val="right" w:pos="9360"/>
-        </w:tabs>
-        <w:spacing w:line="276" w:lineRule="auto"/>
-        <w:contextualSpacing/>
-        <w:rPr>
-          <w:rFonts w:ascii="Times New Roman" w:hAnsi="Times New Roman" w:cs="Times New Roman"/>
-          <w:i/>
-          <w:iCs/>
-        </w:rPr>
-      </w:pPr>
-      <w:r>
-        <w:rPr>
-          <w:rFonts w:ascii="Times New Roman" w:hAnsi="Times New Roman" w:cs="Times New Roman"/>
-        </w:rPr>
-        <w:t>High School Apprentice</w:t>
-      </w:r>
-      <w:r>
-        <w:rPr>
-          <w:rFonts w:ascii="Times New Roman" w:hAnsi="Times New Roman" w:cs="Times New Roman"/>
-        </w:rPr>
-        <w:tab/>
-      </w:r>
-      <w:r>
-        <w:rPr>
-          <w:rFonts w:ascii="Times New Roman" w:hAnsi="Times New Roman" w:cs="Times New Roman"/>
-          <w:i/>
-          <w:iCs/>
-        </w:rPr>
-        <w:t>Oct 2022–Jun 2023</w:t>
-      </w:r>
-    </w:p>
-    <w:p>
-      <w:pPr>
-        <w:pStyle w:val="ListParagraph"/>
-        <w:numPr>
-          <w:ilvl w:val="0"/>
-          <w:numId w:val="1"/>
-        </w:numPr>
-        <w:tabs>
-          <w:tab w:val="right" w:pos="9360"/>
-        </w:tabs>
-        <w:spacing w:line="276" w:lineRule="auto"/>
-        <w:rPr>
-          <w:rFonts w:ascii="Times New Roman" w:hAnsi="Times New Roman" w:cs="Times New Roman"/>
-        </w:rPr>
-      </w:pPr>
-      <w:r>
-        <w:rPr>
-          <w:rFonts w:ascii="Times New Roman" w:hAnsi="Times New Roman" w:cs="Times New Roman"/>
-        </w:rPr>
-        <w:t>Led research in developing new techniques for fusion and eutectic bonding of semiconductor and insulating materials.</w:t>
-      </w:r>
-    </w:p>
-    <w:p>
-      <w:pPr>
-        <w:pStyle w:val="ListParagraph"/>
-        <w:numPr>
-          <w:ilvl w:val="0"/>
-          <w:numId w:val="1"/>
-        </w:numPr>
-        <w:tabs>
-          <w:tab w:val="right" w:pos="9360"/>
-        </w:tabs>
-        <w:spacing w:line="276" w:lineRule="auto"/>
-        <w:rPr>
-          <w:rFonts w:ascii="Times New Roman" w:hAnsi="Times New Roman" w:cs="Times New Roman"/>
-        </w:rPr>
-      </w:pPr>
-      <w:r>
-        <w:rPr>
-          <w:rFonts w:ascii="Times New Roman" w:hAnsi="Times New Roman" w:cs="Times New Roman"/>
-        </w:rPr>
-        <w:t>Assisted in construction, operation, and maintenance of ultra-high vacuum and thin film deposition systems for research and industrial fabrication including thermal evaporators, pulsed laser deposition, sputtering, and chemical vapor deposition systems.</w:t>
-      </w:r>
-    </w:p>
-    <w:p>
-      <w:pPr>
-        <w:pStyle w:val="ListParagraph"/>
-        <w:numPr>
-          <w:ilvl w:val="0"/>
-          <w:numId w:val="1"/>
-        </w:numPr>
-        <w:tabs>
-          <w:tab w:val="right" w:pos="9360"/>
-        </w:tabs>
-        <w:spacing w:line="276" w:lineRule="auto"/>
-        <w:rPr>
-          <w:rFonts w:ascii="Times New Roman" w:hAnsi="Times New Roman" w:cs="Times New Roman"/>
-        </w:rPr>
-      </w:pPr>
-      <w:r>
-        <w:rPr>
-          <w:rFonts w:ascii="Times New Roman" w:hAnsi="Times New Roman" w:cs="Times New Roman"/>
-        </w:rPr>
-        <w:t>Worked on a team to write project proposals and conduct background research for potential research projects and business partnerships.</w:t>
-      </w:r>
-    </w:p>
-    <w:p>
-      <w:pPr>
-        <w:tabs>
-          <w:tab w:val="right" w:pos="9360"/>
-        </w:tabs>
-        <w:spacing w:line="276" w:lineRule="auto"/>
-        <w:contextualSpacing/>
-        <w:rPr>
-          <w:rFonts w:ascii="Times New Roman" w:hAnsi="Times New Roman" w:cs="Times New Roman"/>
-          <w:b/>
-          <w:bCs/>
-        </w:rPr>
-      </w:pPr>
-      <w:r>
-        <w:rPr>
-          <w:rFonts w:ascii="Times New Roman" w:hAnsi="Times New Roman" w:cs="Times New Roman"/>
-          <w:b/>
-          <w:bCs/>
-        </w:rPr>
-        <w:t>Department of Physics Summer Programs, UMD</w:t>
-      </w:r>
-      <w:r>
-        <w:rPr>
-          <w:rFonts w:ascii="Times New Roman" w:hAnsi="Times New Roman" w:cs="Times New Roman"/>
-          <w:b/>
-          <w:bCs/>
-        </w:rPr>
-        <w:tab/>
-      </w:r>
-    </w:p>
-    <w:p>
-      <w:pPr>
-        <w:tabs>
-          <w:tab w:val="right" w:pos="9360"/>
-        </w:tabs>
-        <w:spacing w:line="276" w:lineRule="auto"/>
-        <w:contextualSpacing/>
-        <w:rPr>
-          <w:rFonts w:ascii="Times New Roman" w:hAnsi="Times New Roman" w:cs="Times New Roman"/>
-          <w:i/>
-          <w:iCs/>
-        </w:rPr>
-      </w:pPr>
-      <w:r>
-        <w:rPr>
-          <w:rFonts w:ascii="Times New Roman" w:hAnsi="Times New Roman" w:cs="Times New Roman"/>
-        </w:rPr>
-        <w:t>Summer Camp Counselor</w:t>
-      </w:r>
-      <w:r>
-        <w:rPr>
-          <w:rFonts w:ascii="Times New Roman" w:hAnsi="Times New Roman" w:cs="Times New Roman"/>
-        </w:rPr>
-        <w:tab/>
-      </w:r>
-      <w:r>
-        <w:rPr>
-          <w:rFonts w:ascii="Times New Roman" w:hAnsi="Times New Roman" w:cs="Times New Roman"/>
-          <w:i/>
-          <w:iCs/>
-        </w:rPr>
-        <w:t>June 2026–July 2026</w:t>
-      </w:r>
-    </w:p>
-    <w:p>
-      <w:pPr>
-        <w:pStyle w:val="ListParagraph"/>
-        <w:numPr>
-          <w:ilvl w:val="0"/>
-          <w:numId w:val="1"/>
-        </w:numPr>
-        <w:tabs>
-          <w:tab w:val="right" w:pos="9360"/>
-        </w:tabs>
-        <w:spacing w:line="276" w:lineRule="auto"/>
-        <w:rPr>
-          <w:rFonts w:ascii="Times New Roman" w:hAnsi="Times New Roman" w:cs="Times New Roman"/>
-        </w:rPr>
-      </w:pPr>
-      <w:r>
-        <w:rPr>
-          <w:rFonts w:ascii="Times New Roman" w:hAnsi="Times New Roman" w:cs="Times New Roman"/>
-        </w:rPr>
-        <w:t>Summer camp counselor for The Amazing Science Discovery Camp and Advanced Physics Summer Program at UMD.</w:t>
-      </w:r>
-    </w:p>
-    <w:p>
-      <w:pPr>
-        <w:pStyle w:val="ListParagraph"/>
-        <w:numPr>
-          <w:ilvl w:val="0"/>
-          <w:numId w:val="1"/>
-        </w:numPr>
-        <w:tabs>
-          <w:tab w:val="right" w:pos="9360"/>
-        </w:tabs>
-        <w:spacing w:line="276" w:lineRule="auto"/>
-        <w:rPr>
-          <w:rFonts w:ascii="Times New Roman" w:hAnsi="Times New Roman" w:cs="Times New Roman"/>
-        </w:rPr>
-      </w:pPr>
-      <w:r>
-        <w:rPr>
-          <w:rFonts w:ascii="Times New Roman" w:hAnsi="Times New Roman" w:cs="Times New Roman"/>
-        </w:rPr>
-        <w:t>Led group activities, presented demonstrations, taught lessons to students between the 3rd and 12th grades.</w:t>
-      </w:r>
-    </w:p>
-    <w:p>
-      <w:pPr>
-        <w:tabs>
-          <w:tab w:val="right" w:pos="9360"/>
-        </w:tabs>
-        <w:spacing w:line="276" w:lineRule="auto"/>
-        <w:contextualSpacing/>
-        <w:rPr>
-          <w:rFonts w:ascii="Times New Roman" w:hAnsi="Times New Roman" w:cs="Times New Roman"/>
-          <w:b/>
-          <w:bCs/>
-        </w:rPr>
-      </w:pPr>
-      <w:r>
-        <w:rPr>
-          <w:rFonts w:ascii="Times New Roman" w:hAnsi="Times New Roman" w:cs="Times New Roman"/>
-          <w:b/>
-          <w:bCs/>
-        </w:rPr>
-        <w:t>Department of Physics, UMD</w:t>
-      </w:r>
-    </w:p>
-    <w:p>
-      <w:pPr>
-        <w:tabs>
-          <w:tab w:val="right" w:pos="9360"/>
-        </w:tabs>
-        <w:spacing w:line="276" w:lineRule="auto"/>
-        <w:contextualSpacing/>
-        <w:rPr>
-          <w:rFonts w:ascii="Times New Roman" w:hAnsi="Times New Roman" w:cs="Times New Roman"/>
-          <w:i/>
-          <w:iCs/>
-        </w:rPr>
-      </w:pPr>
-      <w:r>
-        <w:rPr>
-          <w:rFonts w:ascii="Times New Roman" w:hAnsi="Times New Roman" w:cs="Times New Roman"/>
-        </w:rPr>
-        <w:t>Teaching Assistant for Modern Physics</w:t>
-      </w:r>
-      <w:r>
-        <w:rPr>
-          <w:rFonts w:ascii="Times New Roman" w:hAnsi="Times New Roman" w:cs="Times New Roman"/>
-        </w:rPr>
-        <w:tab/>
-      </w:r>
-      <w:r>
-        <w:rPr>
-          <w:rFonts w:ascii="Times New Roman" w:hAnsi="Times New Roman" w:cs="Times New Roman"/>
-          <w:i/>
-          <w:iCs/>
-        </w:rPr>
-        <w:t>January 2026–Present</w:t>
-      </w:r>
-    </w:p>
-    <w:p>
-      <w:pPr>
-        <w:pStyle w:val="ListParagraph"/>
-        <w:numPr>
-          <w:ilvl w:val="0"/>
-          <w:numId w:val="1"/>
-        </w:numPr>
-        <w:tabs>
-          <w:tab w:val="right" w:pos="9360"/>
-        </w:tabs>
-        <w:spacing w:line="276" w:lineRule="auto"/>
-        <w:rPr>
-          <w:rFonts w:ascii="Times New Roman" w:hAnsi="Times New Roman" w:cs="Times New Roman"/>
-        </w:rPr>
-      </w:pPr>
-      <w:r>
-        <w:rPr>
-          <w:rFonts w:ascii="Times New Roman" w:hAnsi="Times New Roman" w:cs="Times New Roman"/>
-        </w:rPr>
-        <w:t>Teaching assistant for Modern Physics, an upper-level degree requirement for physics majors</w:t>
-      </w:r>
-      <w:r>
-        <w:rPr>
-          <w:rFonts w:ascii="Times New Roman" w:hAnsi="Times New Roman" w:cs="Times New Roman"/>
-        </w:rPr>
-        <w:t xml:space="preserve"> covering early quantum mechanics, thermodynamics, and special relativity</w:t>
-      </w:r>
-      <w:r>
-        <w:rPr>
-          <w:rFonts w:ascii="Times New Roman" w:hAnsi="Times New Roman" w:cs="Times New Roman"/>
-        </w:rPr>
-        <w:t>.</w:t>
-      </w:r>
-    </w:p>
-    <w:p>
-      <w:pPr>
-        <w:pStyle w:val="ListParagraph"/>
-        <w:numPr>
-          <w:ilvl w:val="0"/>
-          <w:numId w:val="1"/>
-        </w:numPr>
-        <w:tabs>
-          <w:tab w:val="right" w:pos="9360"/>
-        </w:tabs>
-        <w:spacing w:line="276" w:lineRule="auto"/>
-        <w:rPr>
-          <w:rFonts w:ascii="Times New Roman" w:hAnsi="Times New Roman" w:cs="Times New Roman"/>
-        </w:rPr>
-      </w:pPr>
-      <w:r>
-        <w:rPr>
-          <w:rFonts w:ascii="Times New Roman" w:hAnsi="Times New Roman" w:cs="Times New Roman"/>
-        </w:rPr>
-        <w:t>Holding group problem solving sessions, proctoring exams, grading exams and homework assignments, answering student questions and providing academic support.</w:t>
-      </w:r>
-    </w:p>
-    <w:p>
-      <w:pPr>
-        <w:tabs>
-          <w:tab w:val="right" w:pos="9360"/>
-        </w:tabs>
-        <w:spacing w:line="276" w:lineRule="auto"/>
-        <w:contextualSpacing/>
-        <w:rPr>
-          <w:rFonts w:ascii="Times New Roman" w:hAnsi="Times New Roman" w:cs="Times New Roman"/>
-          <w:b/>
-          <w:bCs/>
-        </w:rPr>
-      </w:pPr>
-      <w:r>
-        <w:rPr>
-          <w:rFonts w:ascii="Times New Roman" w:hAnsi="Times New Roman" w:cs="Times New Roman"/>
-          <w:b/>
-          <w:bCs/>
-        </w:rPr>
-        <w:t>Society of Physics Students, UMD Chapter</w:t>
-      </w:r>
-      <w:r>
-        <w:rPr>
-          <w:rFonts w:ascii="Times New Roman" w:hAnsi="Times New Roman" w:cs="Times New Roman"/>
-          <w:b/>
-          <w:bCs/>
-        </w:rPr>
-        <w:tab/>
-      </w:r>
-    </w:p>
-    <w:p>
-      <w:pPr>
-        <w:tabs>
-          <w:tab w:val="right" w:pos="9360"/>
-        </w:tabs>
-        <w:spacing w:line="276" w:lineRule="auto"/>
-        <w:contextualSpacing/>
-        <w:rPr>
-          <w:rFonts w:ascii="Times New Roman" w:hAnsi="Times New Roman" w:cs="Times New Roman"/>
-          <w:i/>
-          <w:iCs/>
-        </w:rPr>
-      </w:pPr>
-      <w:r>
-        <w:rPr>
-          <w:rFonts w:ascii="Times New Roman" w:hAnsi="Times New Roman" w:cs="Times New Roman"/>
-        </w:rPr>
-        <w:t>Paid Physics Tutor</w:t>
-      </w:r>
-      <w:r>
-        <w:rPr>
-          <w:rFonts w:ascii="Times New Roman" w:hAnsi="Times New Roman" w:cs="Times New Roman"/>
-        </w:rPr>
-        <w:tab/>
-      </w:r>
-      <w:r>
-        <w:rPr>
-          <w:rFonts w:ascii="Times New Roman" w:hAnsi="Times New Roman" w:cs="Times New Roman"/>
-          <w:i/>
-          <w:iCs/>
-        </w:rPr>
-        <w:t>January 2025–Present</w:t>
-      </w:r>
-    </w:p>
-    <w:p>
-      <w:pPr>
-        <w:tabs>
-          <w:tab w:val="right" w:pos="9360"/>
-        </w:tabs>
-        <w:spacing w:line="276" w:lineRule="auto"/>
-        <w:contextualSpacing/>
-        <w:rPr>
-          <w:rFonts w:ascii="Times New Roman" w:hAnsi="Times New Roman" w:cs="Times New Roman"/>
-        </w:rPr>
-      </w:pPr>
-      <w:r>
-        <w:rPr>
-          <w:rFonts w:ascii="Times New Roman" w:hAnsi="Times New Roman" w:cs="Times New Roman"/>
-        </w:rPr>
-        <w:t>Volunteer Physics Tutor</w:t>
-      </w:r>
-      <w:r>
-        <w:rPr>
-          <w:rFonts w:ascii="Times New Roman" w:hAnsi="Times New Roman" w:cs="Times New Roman"/>
-        </w:rPr>
-        <w:tab/>
-      </w:r>
-      <w:r>
-        <w:rPr>
-          <w:rFonts w:ascii="Times New Roman" w:hAnsi="Times New Roman" w:cs="Times New Roman"/>
-          <w:i/>
-          <w:iCs/>
-        </w:rPr>
-        <w:t>September 2024–December 2024</w:t>
-      </w:r>
-    </w:p>
-    <w:p>
-      <w:pPr>
-        <w:pStyle w:val="ListParagraph"/>
-        <w:numPr>
-          <w:ilvl w:val="0"/>
-          <w:numId w:val="1"/>
-        </w:numPr>
-        <w:tabs>
-          <w:tab w:val="right" w:pos="9360"/>
-        </w:tabs>
-        <w:spacing w:line="276" w:lineRule="auto"/>
-        <w:rPr>
-          <w:rFonts w:ascii="Times New Roman" w:hAnsi="Times New Roman" w:cs="Times New Roman"/>
-        </w:rPr>
-      </w:pPr>
-      <w:r>
-        <w:rPr>
-          <w:rFonts w:ascii="Times New Roman" w:hAnsi="Times New Roman" w:cs="Times New Roman"/>
-        </w:rPr>
-        <w:t>Paid tutor tutoring undergraduate physics and engineering majors in introductory mechanics, electricity and magnetism, and upper-level physics courses.</w:t>
-      </w:r>
-    </w:p>
-    <w:p>
-      <w:pPr>
-        <w:tabs>
-          <w:tab w:val="right" w:pos="9360"/>
-        </w:tabs>
-        <w:spacing w:line="276" w:lineRule="auto"/>
-        <w:contextualSpacing/>
-        <w:rPr>
-          <w:rFonts w:ascii="Times New Roman" w:hAnsi="Times New Roman" w:cs="Times New Roman"/>
-          <w:b/>
-          <w:bCs/>
-        </w:rPr>
-      </w:pPr>
-      <w:r>
-        <w:rPr>
-          <w:rFonts w:ascii="Times New Roman" w:hAnsi="Times New Roman" w:cs="Times New Roman"/>
-          <w:b/>
-          <w:bCs/>
-        </w:rPr>
-        <w:t>College of Information Science, UMD</w:t>
-      </w:r>
-    </w:p>
-    <w:p>
-      <w:pPr>
-        <w:tabs>
-          <w:tab w:val="right" w:pos="9360"/>
-        </w:tabs>
-        <w:spacing w:line="276" w:lineRule="auto"/>
-        <w:contextualSpacing/>
-        <w:rPr>
-          <w:rFonts w:ascii="Times New Roman" w:hAnsi="Times New Roman" w:cs="Times New Roman"/>
-        </w:rPr>
-      </w:pPr>
-      <w:r>
-        <w:rPr>
-          <w:rFonts w:ascii="Times New Roman" w:hAnsi="Times New Roman" w:cs="Times New Roman"/>
-        </w:rPr>
-        <w:lastRenderedPageBreak/>
+        </w:rPr>
+      </w:pPr>
+      <w:r>
+        <w:rPr>
+          <w:rFonts w:ascii="Times New Roman" w:hAnsi="Times New Roman" w:cs="Times New Roman"/>
+        </w:rPr>
         <w:t>Archival Research Secretary</w:t>
       </w:r>
       <w:r>
@@ -2000,12 +2298,27 @@
           <w:bCs/>
         </w:rPr>
       </w:pPr>
-      <w:r>
-        <w:rPr>
-          <w:rFonts w:ascii="Times New Roman" w:hAnsi="Times New Roman" w:cs="Times New Roman"/>
-          <w:b/>
-          <w:bCs/>
-        </w:rPr>
+    </w:p>
+    <w:p>
+      <w:pPr>
+        <w:tabs>
+          <w:tab w:val="right" w:pos="9360"/>
+        </w:tabs>
+        <w:spacing w:line="276" w:lineRule="auto"/>
+        <w:contextualSpacing/>
+        <w:rPr>
+          <w:rFonts w:ascii="Times New Roman" w:hAnsi="Times New Roman" w:cs="Times New Roman"/>
+          <w:b/>
+          <w:bCs/>
+        </w:rPr>
+      </w:pPr>
+      <w:r>
+        <w:rPr>
+          <w:rFonts w:ascii="Times New Roman" w:hAnsi="Times New Roman" w:cs="Times New Roman"/>
+          <w:b/>
+          <w:bCs/>
+        </w:rPr>
+        <w:lastRenderedPageBreak/>
         <w:t>Engineers Without Borders, UMD Chapter</w:t>
       </w:r>
     </w:p>
@@ -2163,7 +2476,6 @@
           <w:b/>
           <w:bCs/>
         </w:rPr>
-        <w:lastRenderedPageBreak/>
         <w:t>Mathematics:</w:t>
       </w:r>
     </w:p>
@@ -2671,11 +2983,24 @@
       <w:r>
         <w:t xml:space="preserve"> </w:t>
       </w:r>
-      <w:r>
-        <w:rPr>
-          <w:rFonts w:ascii="Times New Roman" w:hAnsi="Times New Roman" w:cs="Times New Roman"/>
-        </w:rPr>
-        <w:t>–</w:t>
+    </w:p>
+    <w:p>
+      <w:pPr>
+        <w:pStyle w:val="ListParagraph"/>
+        <w:numPr>
+          <w:ilvl w:val="1"/>
+          <w:numId w:val="1"/>
+        </w:numPr>
+        <w:spacing w:line="276" w:lineRule="auto"/>
+        <w:rPr>
+          <w:rFonts w:ascii="Times New Roman" w:hAnsi="Times New Roman" w:cs="Times New Roman"/>
+        </w:rPr>
+      </w:pPr>
+      <w:r>
+        <w:rPr>
+          <w:rFonts w:ascii="Times New Roman" w:hAnsi="Times New Roman" w:cs="Times New Roman"/>
+        </w:rPr>
+        <w:t xml:space="preserve">Quantum Physics </w:t>
       </w:r>
       <w:r>
         <w:rPr>
@@ -2776,6 +3101,7 @@
         <w:rPr>
           <w:rFonts w:ascii="Times New Roman" w:hAnsi="Times New Roman" w:cs="Times New Roman"/>
         </w:rPr>
+        <w:lastRenderedPageBreak/>
         <w:t>Python Programming</w:t>
       </w:r>
     </w:p>
@@ -3011,7 +3337,6 @@
         <w:rPr>
           <w:rFonts w:ascii="Times New Roman" w:hAnsi="Times New Roman" w:cs="Times New Roman"/>
         </w:rPr>
-        <w:lastRenderedPageBreak/>
         <w:t>Technical Writing</w:t>
       </w:r>
       <w:r>

--- a/cv/resume.docx
+++ b/cv/resume.docx
@@ -77,6 +77,12 @@
           <w:rFonts w:ascii="Times New Roman" w:hAnsi="Times New Roman" w:cs="Times New Roman"/>
         </w:rPr>
         <w:t>linkedin.com/in/isaacsherwood</w:t>
+      </w:r>
+      <w:r>
+        <w:rPr>
+          <w:rFonts w:ascii="Times New Roman" w:hAnsi="Times New Roman" w:cs="Times New Roman"/>
+        </w:rPr>
+        <w:t xml:space="preserve"> | isaacsherwood.com</w:t>
       </w:r>
     </w:p>
     <w:p>
